--- a/zht/docx/059.content.docx
+++ b/zht/docx/059.content.docx
@@ -150,26 +150,6 @@
           <w:lang w:val="zh_TW" w:bidi="zh_TW"/>
         </w:rPr>
         <w:t>ni</w:t>
-      </w:r>
-      <w:r>
-        <w:rPr>
-          <w:lang w:val="zh_TW" w:bidi="zh_TW"/>
-        </w:rPr>
-      </w:r>
-    </w:p>
-    <w:p>
-      <w:pPr/>
-      <w:r>
-        <w:rPr>
-          <w:lang w:val="zh_TW" w:bidi="zh_TW"/>
-        </w:rPr>
-      </w:r>
-      <w:r>
-        <w:rPr>
-          <w:i/>
-          <w:lang w:val="zh_TW" w:bidi="zh_TW"/>
-        </w:rPr>
-        <w:t>尼希米對神的信心</w:t>
       </w:r>
       <w:r>
         <w:rPr>

--- a/zht/docx/059.content.docx
+++ b/zht/docx/059.content.docx
@@ -19,7 +19,7 @@
         <w:rPr>
           <w:lang w:val="zh_TW" w:bidi="zh_TW"/>
         </w:rPr>
-        <w:t>Resource: Study Notes - Themes (Tyndale)</w:t>
+        <w:t>Resource: Tyndale Open Study Notes</w:t>
       </w:r>
       <w:r>
         <w:rPr>
@@ -112,7 +112,7 @@
         <w:rPr>
           <w:lang w:val="zh_TW" w:bidi="zh_TW"/>
         </w:rPr>
-        <w:t>Study Notes - Themes (Tyndale)</w:t>
+        <w:t>Tyndale Open Study Notes</w:t>
       </w:r>
     </w:p>
     <w:p>

--- a/zht/docx/059.content.docx
+++ b/zht/docx/059.content.docx
@@ -149,7 +149,7 @@
         <w:rPr>
           <w:lang w:val="zh_TW" w:bidi="zh_TW"/>
         </w:rPr>
-        <w:t>ni</w:t>
+        <w:t>nu</w:t>
       </w:r>
       <w:r>
         <w:rPr>
@@ -212,7 +212,7 @@
         <w:rPr>
           <w:lang w:val="zh_TW" w:bidi="zh_TW"/>
         </w:rPr>
-        <w:t>尼希米對神的信心</w:t>
+        <w:t>奴隸制度</w:t>
       </w:r>
       <w:r>
         <w:rPr>
@@ -231,7 +231,13 @@
         <w:rPr>
           <w:lang w:val="zh_TW" w:bidi="zh_TW"/>
         </w:rPr>
-        <w:t>神使尼希米先知在權勢顯赫的波斯王面前蒙恩，那位王答應他提出的一切請求（</w:t>
+        <w:t>奴隸制度在羅馬世界相當普遍，戰俘經常成為奴隸，許多人天生就是奴隸，有些人則為了償還債務而暫時選擇成為奴隸。當時有相當比例的人口（包括許多基督徒）是奴隸或曾經是奴隸</w:t>
+      </w:r>
+      <w:r>
+        <w:rPr>
+          <w:lang w:val="zh_TW" w:bidi="zh_TW"/>
+        </w:rPr>
+        <w:t>（見</w:t>
       </w:r>
       <w:hyperlink r:id="rId13">
         <w:r>
@@ -242,14 +248,92 @@
             <w:color w:val="0000EE"/>
             <w:u w:val="single"/>
           </w:rPr>
-          <w:t>尼1:11</w:t>
+          <w:t>徒6:9</w:t>
         </w:r>
       </w:hyperlink>
       <w:r>
         <w:rPr>
           <w:lang w:val="zh_TW" w:bidi="zh_TW"/>
         </w:rPr>
-        <w:t>，</w:t>
+        <w:t>）。那為什麼使徒保羅沒有反對奴隸制度呢？</w:t>
+      </w:r>
+    </w:p>
+    <w:p>
+      <w:pPr/>
+      <w:r>
+        <w:rPr>
+          <w:lang w:val="zh_TW" w:bidi="zh_TW"/>
+        </w:rPr>
+      </w:r>
+      <w:r>
+        <w:rPr>
+          <w:lang w:val="zh_TW" w:bidi="zh_TW"/>
+        </w:rPr>
+        <w:t>這有兩個原因。首先，羅馬世界的奴隸制度，與現代西方世界所熟悉的奴隸制度不同。它不是基於種族，而且很少是終身的。大多數奴隸預計在三十歲前獲得自由。有些人甚至為了提高社會地位，而自願賣身為奴。有些奴隸受過良好教育，在家庭和社會中擔任重要角色。許多奴隸與主人保持友好關係。在羅馬世界，像腓利門這樣的基督徒，不會因為擁有奴隸而感到愧疚。</w:t>
+      </w:r>
+    </w:p>
+    <w:p>
+      <w:pPr/>
+      <w:r>
+        <w:rPr>
+          <w:lang w:val="zh_TW" w:bidi="zh_TW"/>
+        </w:rPr>
+      </w:r>
+      <w:r>
+        <w:rPr>
+          <w:lang w:val="zh_TW" w:bidi="zh_TW"/>
+        </w:rPr>
+        <w:t>其次，保羅沒有反對奴隸制度，因為他的使命不是改變社會結構，而是建立教會。他希望人們能夠歸信，並在屬靈上轉化。</w:t>
+      </w:r>
+      <w:r>
+        <w:rPr>
+          <w:lang w:val="zh_TW" w:bidi="zh_TW"/>
+        </w:rPr>
+        <w:t>對保羅來說，基督徒是否為奴並不是關鍵，就如同其它外在條件那樣並不重要</w:t>
+      </w:r>
+      <w:r>
+        <w:rPr>
+          <w:lang w:val="zh_TW" w:bidi="zh_TW"/>
+        </w:rPr>
+        <w:t>。關鍵在於無論生活處境如何，都要事奉耶穌基督。換句話說，保羅更關注基督徒的生活和見證，而非</w:t>
+      </w:r>
+      <w:r>
+        <w:rPr>
+          <w:lang w:val="zh_TW" w:bidi="zh_TW"/>
+        </w:rPr>
+        <w:t>身體上的</w:t>
+      </w:r>
+      <w:r>
+        <w:rPr>
+          <w:lang w:val="zh_TW" w:bidi="zh_TW"/>
+        </w:rPr>
+        <w:t>自由。</w:t>
+      </w:r>
+    </w:p>
+    <w:p>
+      <w:pPr/>
+      <w:r>
+        <w:rPr>
+          <w:lang w:val="zh_TW" w:bidi="zh_TW"/>
+        </w:rPr>
+      </w:r>
+      <w:r>
+        <w:rPr>
+          <w:lang w:val="zh_TW" w:bidi="zh_TW"/>
+        </w:rPr>
+        <w:t>即使是奴隸，也可以將他們的</w:t>
+      </w:r>
+      <w:r>
+        <w:rPr>
+          <w:lang w:val="zh_TW" w:bidi="zh_TW"/>
+        </w:rPr>
+        <w:t>工作</w:t>
+      </w:r>
+      <w:r>
+        <w:rPr>
+          <w:lang w:val="zh_TW" w:bidi="zh_TW"/>
+        </w:rPr>
+        <w:t>視為對神的敬拜（</w:t>
       </w:r>
       <w:hyperlink r:id="rId14">
         <w:r>
@@ -260,14 +344,14 @@
             <w:color w:val="0000EE"/>
             <w:u w:val="single"/>
           </w:rPr>
-          <w:t>2:8</w:t>
+          <w:t>弗6:5–8</w:t>
         </w:r>
       </w:hyperlink>
       <w:r>
         <w:rPr>
           <w:lang w:val="zh_TW" w:bidi="zh_TW"/>
         </w:rPr>
-        <w:t>、</w:t>
+        <w:t>；</w:t>
       </w:r>
       <w:hyperlink r:id="rId15">
         <w:r>
@@ -278,14 +362,207 @@
             <w:color w:val="0000EE"/>
             <w:u w:val="single"/>
           </w:rPr>
-          <w:t>18</w:t>
+          <w:t>西3:22–24</w:t>
         </w:r>
       </w:hyperlink>
       <w:r>
         <w:rPr>
           <w:lang w:val="zh_TW" w:bidi="zh_TW"/>
         </w:rPr>
-        <w:t>）。隨後，尼希米滿有信心，提出重建耶路撒冷城牆的宏大計畫。耶路撒冷的百姓也相信，神必幫助他們完成這項工作，並保護他們脫離仇敵的攻擊（</w:t>
+        <w:t>；參</w:t>
+      </w:r>
+      <w:hyperlink r:id="rId16">
+        <w:r>
+          <w:rPr>
+            <w:lang w:val="zh_TW" w:bidi="zh_TW"/>
+          </w:rPr>
+          <w:rPr>
+            <w:color w:val="0000EE"/>
+            <w:u w:val="single"/>
+          </w:rPr>
+          <w:t>提前6:1–2</w:t>
+        </w:r>
+      </w:hyperlink>
+      <w:r>
+        <w:rPr>
+          <w:lang w:val="zh_TW" w:bidi="zh_TW"/>
+        </w:rPr>
+        <w:t>）。</w:t>
+      </w:r>
+      <w:r>
+        <w:rPr>
+          <w:lang w:val="zh_TW" w:bidi="zh_TW"/>
+        </w:rPr>
+        <w:t>當保羅對基督徒奴隸說話時，他鼓勵他們將自己的處境，視為可以事奉基督的呼召。基督是他們真正的主人，在祂裡面，他們才能獲得</w:t>
+      </w:r>
+      <w:r>
+        <w:rPr>
+          <w:lang w:val="zh_TW" w:bidi="zh_TW"/>
+        </w:rPr>
+        <w:t>真正的</w:t>
+      </w:r>
+      <w:r>
+        <w:rPr>
+          <w:lang w:val="zh_TW" w:bidi="zh_TW"/>
+        </w:rPr>
+        <w:t>自由</w:t>
+      </w:r>
+      <w:r>
+        <w:rPr>
+          <w:lang w:val="zh_TW" w:bidi="zh_TW"/>
+        </w:rPr>
+        <w:t>（</w:t>
+      </w:r>
+      <w:hyperlink r:id="rId17">
+        <w:r>
+          <w:rPr>
+            <w:lang w:val="zh_TW" w:bidi="zh_TW"/>
+          </w:rPr>
+          <w:rPr>
+            <w:color w:val="0000EE"/>
+            <w:u w:val="single"/>
+          </w:rPr>
+          <w:t>林前7:20–24</w:t>
+        </w:r>
+      </w:hyperlink>
+      <w:r>
+        <w:rPr>
+          <w:lang w:val="zh_TW" w:bidi="zh_TW"/>
+        </w:rPr>
+        <w:t>）。</w:t>
+      </w:r>
+    </w:p>
+    <w:p>
+      <w:pPr/>
+      <w:r>
+        <w:rPr>
+          <w:lang w:val="zh_TW" w:bidi="zh_TW"/>
+        </w:rPr>
+      </w:r>
+      <w:r>
+        <w:rPr>
+          <w:lang w:val="zh_TW" w:bidi="zh_TW"/>
+        </w:rPr>
+        <w:t>所有基督徒，無論是奴隸還是自由的人，都已從最大的奴役——罪的奴役中獲得釋放。</w:t>
+      </w:r>
+      <w:r>
+        <w:rPr>
+          <w:lang w:val="zh_TW" w:bidi="zh_TW"/>
+        </w:rPr>
+        <w:t>他們如今可以過真正自由的生活，就是成為神與義的奴僕（</w:t>
+      </w:r>
+      <w:hyperlink r:id="rId18">
+        <w:r>
+          <w:rPr>
+            <w:lang w:val="zh_TW" w:bidi="zh_TW"/>
+          </w:rPr>
+          <w:rPr>
+            <w:color w:val="0000EE"/>
+            <w:u w:val="single"/>
+          </w:rPr>
+          <w:t>羅6:6–22</w:t>
+        </w:r>
+      </w:hyperlink>
+      <w:r>
+        <w:rPr>
+          <w:lang w:val="zh_TW" w:bidi="zh_TW"/>
+        </w:rPr>
+        <w:t>）。對保羅而言，這是唯一真正重要的奴役與自由。</w:t>
+      </w:r>
+    </w:p>
+    <w:p>
+      <w:pPr/>
+      <w:r>
+        <w:rPr>
+          <w:lang w:val="zh_TW" w:bidi="zh_TW"/>
+        </w:rPr>
+      </w:r>
+      <w:r>
+        <w:rPr>
+          <w:u w:val="single"/>
+          <w:lang w:val="zh_TW" w:bidi="zh_TW"/>
+        </w:rPr>
+        <w:t>進深研究的經文段落</w:t>
+      </w:r>
+    </w:p>
+    <w:p>
+      <w:pPr/>
+      <w:r>
+        <w:rPr>
+          <w:lang w:val="zh_TW" w:bidi="zh_TW"/>
+        </w:rPr>
+      </w:r>
+      <w:hyperlink r:id="rId18">
+        <w:r>
+          <w:rPr>
+            <w:lang w:val="zh_TW" w:bidi="zh_TW"/>
+          </w:rPr>
+          <w:rPr>
+            <w:color w:val="0000EE"/>
+            <w:u w:val="single"/>
+          </w:rPr>
+          <w:t>羅6:6–22</w:t>
+        </w:r>
+      </w:hyperlink>
+      <w:r>
+        <w:rPr>
+          <w:lang w:val="zh_TW" w:bidi="zh_TW"/>
+        </w:rPr>
+        <w:t>；</w:t>
+      </w:r>
+      <w:hyperlink r:id="rId17">
+        <w:r>
+          <w:rPr>
+            <w:lang w:val="zh_TW" w:bidi="zh_TW"/>
+          </w:rPr>
+          <w:rPr>
+            <w:color w:val="0000EE"/>
+            <w:u w:val="single"/>
+          </w:rPr>
+          <w:t>林前7:20–24</w:t>
+        </w:r>
+      </w:hyperlink>
+      <w:r>
+        <w:rPr>
+          <w:lang w:val="zh_TW" w:bidi="zh_TW"/>
+        </w:rPr>
+        <w:t>；</w:t>
+      </w:r>
+      <w:hyperlink r:id="rId19">
+        <w:r>
+          <w:rPr>
+            <w:lang w:val="zh_TW" w:bidi="zh_TW"/>
+          </w:rPr>
+          <w:rPr>
+            <w:color w:val="0000EE"/>
+            <w:u w:val="single"/>
+          </w:rPr>
+          <w:t>9:19</w:t>
+        </w:r>
+      </w:hyperlink>
+      <w:r>
+        <w:rPr>
+          <w:lang w:val="zh_TW" w:bidi="zh_TW"/>
+        </w:rPr>
+        <w:t>；</w:t>
+      </w:r>
+      <w:hyperlink r:id="rId14">
+        <w:r>
+          <w:rPr>
+            <w:lang w:val="zh_TW" w:bidi="zh_TW"/>
+          </w:rPr>
+          <w:rPr>
+            <w:color w:val="0000EE"/>
+            <w:u w:val="single"/>
+          </w:rPr>
+          <w:t>弗6:5–8</w:t>
+        </w:r>
+      </w:hyperlink>
+      <w:r>
+        <w:rPr>
+          <w:lang w:val="zh_TW" w:bidi="zh_TW"/>
+        </w:rPr>
+        <w:t>；</w:t>
       </w:r>
       <w:hyperlink r:id="rId15">
         <w:r>
@@ -296,14 +573,14 @@
             <w:color w:val="0000EE"/>
             <w:u w:val="single"/>
           </w:rPr>
-          <w:t>2:18</w:t>
+          <w:t>西3:22–24</w:t>
         </w:r>
       </w:hyperlink>
       <w:r>
         <w:rPr>
           <w:lang w:val="zh_TW" w:bidi="zh_TW"/>
         </w:rPr>
-        <w:t>，</w:t>
+        <w:t>；</w:t>
       </w:r>
       <w:hyperlink r:id="rId16">
         <w:r>
@@ -314,88 +591,14 @@
             <w:color w:val="0000EE"/>
             <w:u w:val="single"/>
           </w:rPr>
-          <w:t>4:4–5</w:t>
+          <w:t>提前6:1–2</w:t>
         </w:r>
       </w:hyperlink>
       <w:r>
         <w:rPr>
           <w:lang w:val="zh_TW" w:bidi="zh_TW"/>
         </w:rPr>
-        <w:t>、</w:t>
-      </w:r>
-      <w:hyperlink r:id="rId17">
-        <w:r>
-          <w:rPr>
-            <w:lang w:val="zh_TW" w:bidi="zh_TW"/>
-          </w:rPr>
-          <w:rPr>
-            <w:color w:val="0000EE"/>
-            <w:u w:val="single"/>
-          </w:rPr>
-          <w:t>9</w:t>
-        </w:r>
-      </w:hyperlink>
-      <w:r>
-        <w:rPr>
-          <w:lang w:val="zh_TW" w:bidi="zh_TW"/>
-        </w:rPr>
-        <w:t>）。</w:t>
-      </w:r>
-    </w:p>
-    <w:p>
-      <w:pPr/>
-      <w:r>
-        <w:rPr>
-          <w:lang w:val="zh_TW" w:bidi="zh_TW"/>
-        </w:rPr>
-      </w:r>
-      <w:r>
-        <w:rPr>
-          <w:lang w:val="zh_TW" w:bidi="zh_TW"/>
-        </w:rPr>
-        <w:t>儘管遭遇強烈的反對，他們仍堅持繼續建造，因為他們深信神會為祂的子民爭戰，並</w:t>
-      </w:r>
-      <w:r>
-        <w:rPr>
-          <w:lang w:val="zh_TW" w:bidi="zh_TW"/>
-        </w:rPr>
-        <w:t>破壞邪惡</w:t>
-      </w:r>
-      <w:r>
-        <w:rPr>
-          <w:lang w:val="zh_TW" w:bidi="zh_TW"/>
-        </w:rPr>
-        <w:t>的計謀（</w:t>
-      </w:r>
-      <w:hyperlink r:id="rId18">
-        <w:r>
-          <w:rPr>
-            <w:lang w:val="zh_TW" w:bidi="zh_TW"/>
-          </w:rPr>
-          <w:rPr>
-            <w:color w:val="0000EE"/>
-            <w:u w:val="single"/>
-          </w:rPr>
-          <w:t>4:14–15、</w:t>
-        </w:r>
-      </w:hyperlink>
-      <w:hyperlink r:id="rId19">
-        <w:r>
-          <w:rPr>
-            <w:lang w:val="zh_TW" w:bidi="zh_TW"/>
-          </w:rPr>
-          <w:rPr>
-            <w:color w:val="0000EE"/>
-            <w:u w:val="single"/>
-          </w:rPr>
-          <w:t>20</w:t>
-        </w:r>
-      </w:hyperlink>
-      <w:r>
-        <w:rPr>
-          <w:lang w:val="zh_TW" w:bidi="zh_TW"/>
-        </w:rPr>
-        <w:t>）。當城牆竣工時，尼希米承認，這項艱鉅的工程之所以能夠完成，全然因著神的幫助（</w:t>
+        <w:t>；</w:t>
       </w:r>
       <w:hyperlink r:id="rId20">
         <w:r>
@@ -406,924 +609,7 @@
             <w:color w:val="0000EE"/>
             <w:u w:val="single"/>
           </w:rPr>
-          <w:t>6:16</w:t>
-        </w:r>
-      </w:hyperlink>
-      <w:r>
-        <w:rPr>
-          <w:lang w:val="zh_TW" w:bidi="zh_TW"/>
-        </w:rPr>
-        <w:t>）。</w:t>
-      </w:r>
-    </w:p>
-    <w:p>
-      <w:pPr/>
-      <w:r>
-        <w:rPr>
-          <w:lang w:val="zh_TW" w:bidi="zh_TW"/>
-        </w:rPr>
-      </w:r>
-      <w:r>
-        <w:rPr>
-          <w:lang w:val="zh_TW" w:bidi="zh_TW"/>
-        </w:rPr>
-        <w:t>尼希米記讓我們看見神是全能的，祂能在個人生命和國家層面上，成就祂的計劃。</w:t>
-      </w:r>
-      <w:hyperlink r:id="rId21">
-        <w:r>
-          <w:rPr>
-            <w:lang w:val="zh_TW" w:bidi="zh_TW"/>
-          </w:rPr>
-          <w:rPr>
-            <w:color w:val="0000EE"/>
-            <w:u w:val="single"/>
-          </w:rPr>
-          <w:t>尼希米記九章</w:t>
-        </w:r>
-      </w:hyperlink>
-      <w:r>
-        <w:rPr>
-          <w:lang w:val="zh_TW" w:bidi="zh_TW"/>
-        </w:rPr>
-        <w:t>的禱告，頌讚神奇妙的大能作為——祂創造天地，呼召亞伯蘭離開吾珥，並將應許之地賜給以色列人（</w:t>
-      </w:r>
-      <w:hyperlink r:id="rId22">
-        <w:r>
-          <w:rPr>
-            <w:lang w:val="zh_TW" w:bidi="zh_TW"/>
-          </w:rPr>
-          <w:rPr>
-            <w:color w:val="0000EE"/>
-            <w:u w:val="single"/>
-          </w:rPr>
-          <w:t>9:6</w:t>
-        </w:r>
-      </w:hyperlink>
-      <w:r>
-        <w:rPr>
-          <w:lang w:val="zh_TW" w:bidi="zh_TW"/>
-        </w:rPr>
-        <w:t>、</w:t>
-      </w:r>
-      <w:hyperlink r:id="rId23">
-        <w:r>
-          <w:rPr>
-            <w:lang w:val="zh_TW" w:bidi="zh_TW"/>
-          </w:rPr>
-          <w:rPr>
-            <w:color w:val="0000EE"/>
-            <w:u w:val="single"/>
-          </w:rPr>
-          <w:t>7–8</w:t>
-        </w:r>
-      </w:hyperlink>
-      <w:r>
-        <w:rPr>
-          <w:lang w:val="zh_TW" w:bidi="zh_TW"/>
-        </w:rPr>
-        <w:t>、</w:t>
-      </w:r>
-      <w:hyperlink r:id="rId24">
-        <w:r>
-          <w:rPr>
-            <w:lang w:val="zh_TW" w:bidi="zh_TW"/>
-          </w:rPr>
-          <w:rPr>
-            <w:color w:val="0000EE"/>
-            <w:u w:val="single"/>
-          </w:rPr>
-          <w:t>22–25</w:t>
-        </w:r>
-      </w:hyperlink>
-      <w:r>
-        <w:rPr>
-          <w:lang w:val="zh_TW" w:bidi="zh_TW"/>
-        </w:rPr>
-        <w:t>）。</w:t>
-      </w:r>
-    </w:p>
-    <w:p>
-      <w:pPr/>
-      <w:r>
-        <w:rPr>
-          <w:lang w:val="zh_TW" w:bidi="zh_TW"/>
-        </w:rPr>
-      </w:r>
-      <w:r>
-        <w:rPr>
-          <w:lang w:val="zh_TW" w:bidi="zh_TW"/>
-        </w:rPr>
-        <w:t>神向人與萬有彰顯祂的能力，藉此表明祂看顧祂的子民，這具體展現在以下三個主要方面（</w:t>
-      </w:r>
-      <w:hyperlink r:id="rId25">
-        <w:r>
-          <w:rPr>
-            <w:lang w:val="zh_TW" w:bidi="zh_TW"/>
-          </w:rPr>
-          <w:rPr>
-            <w:color w:val="0000EE"/>
-            <w:u w:val="single"/>
-          </w:rPr>
-          <w:t>9:9–15</w:t>
-        </w:r>
-      </w:hyperlink>
-      <w:r>
-        <w:rPr>
-          <w:lang w:val="zh_TW" w:bidi="zh_TW"/>
-        </w:rPr>
-        <w:t>）：</w:t>
-      </w:r>
-    </w:p>
-    <w:p>
-      <w:pPr>
-        <w:pStyle w:val="ListNumber"/>
-        <w:numPr>
-          <w:ilvl w:val="0"/>
-          <w:numId w:val="14"/>
-        </w:numPr>
-        <w:spacing w:line="240" w:lineRule="auto"/>
-        <w:ind w:left="720"/>
-      </w:pPr>
-      <w:r>
-        <w:rPr>
-          <w:lang w:val="zh_TW" w:bidi="zh_TW"/>
-        </w:rPr>
-      </w:r>
-      <w:r>
-        <w:rPr>
-          <w:lang w:val="zh_TW" w:bidi="zh_TW"/>
-        </w:rPr>
-        <w:t>祂在埃及施行神蹟奇事。</w:t>
-      </w:r>
-    </w:p>
-    <w:p>
-      <w:pPr>
-        <w:pStyle w:val="ListNumber"/>
-        <w:spacing w:line="240" w:lineRule="auto"/>
-        <w:ind w:left="720"/>
-      </w:pPr>
-      <w:r>
-        <w:rPr>
-          <w:lang w:val="zh_TW" w:bidi="zh_TW"/>
-        </w:rPr>
-      </w:r>
-      <w:r>
-        <w:rPr>
-          <w:lang w:val="zh_TW" w:bidi="zh_TW"/>
-        </w:rPr>
-        <w:t>祂分開紅海。</w:t>
-      </w:r>
-    </w:p>
-    <w:p>
-      <w:pPr>
-        <w:pStyle w:val="ListNumber"/>
-        <w:spacing w:line="240" w:lineRule="auto"/>
-        <w:ind w:left="720"/>
-      </w:pPr>
-      <w:r>
-        <w:rPr>
-          <w:lang w:val="zh_TW" w:bidi="zh_TW"/>
-        </w:rPr>
-      </w:r>
-      <w:r>
-        <w:rPr>
-          <w:lang w:val="zh_TW" w:bidi="zh_TW"/>
-        </w:rPr>
-        <w:t>祂在曠野中引領以色列人，並供應食物與水源。</w:t>
-      </w:r>
-    </w:p>
-    <w:p>
-      <w:pPr/>
-      <w:r>
-        <w:rPr>
-          <w:lang w:val="zh_TW" w:bidi="zh_TW"/>
-        </w:rPr>
-      </w:r>
-      <w:r>
-        <w:rPr>
-          <w:lang w:val="zh_TW" w:bidi="zh_TW"/>
-        </w:rPr>
-        <w:t>然而，以色列人世代犯罪，因此耶和華使他們被擄異地（</w:t>
-      </w:r>
-      <w:hyperlink r:id="rId26">
-        <w:r>
-          <w:rPr>
-            <w:lang w:val="zh_TW" w:bidi="zh_TW"/>
-          </w:rPr>
-          <w:rPr>
-            <w:color w:val="0000EE"/>
-            <w:u w:val="single"/>
-          </w:rPr>
-          <w:t>尼9:32–37</w:t>
-        </w:r>
-      </w:hyperlink>
-      <w:r>
-        <w:rPr>
-          <w:lang w:val="zh_TW" w:bidi="zh_TW"/>
-        </w:rPr>
-        <w:t>）。如今，神信守祂的應許，並施行恢復的工作（</w:t>
-      </w:r>
-      <w:hyperlink r:id="rId27">
-        <w:r>
-          <w:rPr>
-            <w:lang w:val="zh_TW" w:bidi="zh_TW"/>
-          </w:rPr>
-          <w:rPr>
-            <w:color w:val="0000EE"/>
-            <w:u w:val="single"/>
-          </w:rPr>
-          <w:t>1:8–9</w:t>
-        </w:r>
-      </w:hyperlink>
-      <w:r>
-        <w:rPr>
-          <w:lang w:val="zh_TW" w:bidi="zh_TW"/>
-        </w:rPr>
-        <w:t>）。尼希米之所以能有信心禱告並帶領百姓，正是因為他深知萬事都在神的計畫之中。</w:t>
-      </w:r>
-    </w:p>
-    <w:p>
-      <w:pPr/>
-      <w:r>
-        <w:rPr>
-          <w:lang w:val="zh_TW" w:bidi="zh_TW"/>
-        </w:rPr>
-      </w:r>
-      <w:r>
-        <w:rPr>
-          <w:lang w:val="zh_TW" w:bidi="zh_TW"/>
-        </w:rPr>
-        <w:t>同樣，這樣的信靠也促使亞伯</w:t>
-      </w:r>
-      <w:r>
-        <w:rPr>
-          <w:lang w:val="zh_TW" w:bidi="zh_TW"/>
-        </w:rPr>
-        <w:t>蘭</w:t>
-      </w:r>
-      <w:r>
-        <w:rPr>
-          <w:lang w:val="zh_TW" w:bidi="zh_TW"/>
-        </w:rPr>
-        <w:t>離開吾珥，當時他還不知道自己要往哪裡（</w:t>
-      </w:r>
-      <w:hyperlink r:id="rId28">
-        <w:r>
-          <w:rPr>
-            <w:lang w:val="zh_TW" w:bidi="zh_TW"/>
-          </w:rPr>
-          <w:rPr>
-            <w:color w:val="0000EE"/>
-            <w:u w:val="single"/>
-          </w:rPr>
-          <w:t>創12:1–3</w:t>
-        </w:r>
-      </w:hyperlink>
-      <w:r>
-        <w:rPr>
-          <w:lang w:val="zh_TW" w:bidi="zh_TW"/>
-        </w:rPr>
-        <w:t>；</w:t>
-      </w:r>
-      <w:hyperlink r:id="rId29">
-        <w:r>
-          <w:rPr>
-            <w:lang w:val="zh_TW" w:bidi="zh_TW"/>
-          </w:rPr>
-          <w:rPr>
-            <w:color w:val="0000EE"/>
-            <w:u w:val="single"/>
-          </w:rPr>
-          <w:t>來11:8–10</w:t>
-        </w:r>
-      </w:hyperlink>
-      <w:r>
-        <w:rPr>
-          <w:lang w:val="zh_TW" w:bidi="zh_TW"/>
-        </w:rPr>
-        <w:t>）。這樣的信靠使喇合信靠神（</w:t>
-      </w:r>
-      <w:hyperlink r:id="rId30">
-        <w:r>
-          <w:rPr>
-            <w:lang w:val="zh_TW" w:bidi="zh_TW"/>
-          </w:rPr>
-          <w:rPr>
-            <w:color w:val="0000EE"/>
-            <w:u w:val="single"/>
-          </w:rPr>
-          <w:t>書2:9–14</w:t>
-        </w:r>
-      </w:hyperlink>
-      <w:r>
-        <w:rPr>
-          <w:lang w:val="zh_TW" w:bidi="zh_TW"/>
-        </w:rPr>
-        <w:t>；</w:t>
-      </w:r>
-      <w:hyperlink r:id="rId31">
-        <w:r>
-          <w:rPr>
-            <w:lang w:val="zh_TW" w:bidi="zh_TW"/>
-          </w:rPr>
-          <w:rPr>
-            <w:color w:val="0000EE"/>
-            <w:u w:val="single"/>
-          </w:rPr>
-          <w:t>來11:31</w:t>
-        </w:r>
-      </w:hyperlink>
-      <w:r>
-        <w:rPr>
-          <w:lang w:val="zh_TW" w:bidi="zh_TW"/>
-        </w:rPr>
-        <w:t>），也使希西家王勇敢抵抗亞述王西拿基立（</w:t>
-      </w:r>
-      <w:hyperlink r:id="rId32">
-        <w:r>
-          <w:rPr>
-            <w:lang w:val="zh_TW" w:bidi="zh_TW"/>
-          </w:rPr>
-          <w:rPr>
-            <w:color w:val="0000EE"/>
-            <w:u w:val="single"/>
-          </w:rPr>
-          <w:t>王下18:1–19:37</w:t>
-        </w:r>
-      </w:hyperlink>
-      <w:r>
-        <w:rPr>
-          <w:lang w:val="zh_TW" w:bidi="zh_TW"/>
-        </w:rPr>
-        <w:t>）。人若信靠神會成就祂的應許，並完成祂在我們生命中所開始的工作，信心就會堅固起來（</w:t>
-      </w:r>
-      <w:hyperlink r:id="rId33">
-        <w:r>
-          <w:rPr>
-            <w:lang w:val="zh_TW" w:bidi="zh_TW"/>
-          </w:rPr>
-          <w:rPr>
-            <w:color w:val="0000EE"/>
-            <w:u w:val="single"/>
-          </w:rPr>
-          <w:t>腓1:6</w:t>
-        </w:r>
-      </w:hyperlink>
-      <w:r>
-        <w:rPr>
-          <w:lang w:val="zh_TW" w:bidi="zh_TW"/>
-        </w:rPr>
-        <w:t>）。</w:t>
-      </w:r>
-    </w:p>
-    <w:p>
-      <w:pPr/>
-      <w:r>
-        <w:rPr>
-          <w:lang w:val="zh_TW" w:bidi="zh_TW"/>
-        </w:rPr>
-      </w:r>
-      <w:r>
-        <w:rPr>
-          <w:u w:val="single"/>
-          <w:lang w:val="zh_TW" w:bidi="zh_TW"/>
-        </w:rPr>
-        <w:t>進深研究的經文段落</w:t>
-      </w:r>
-    </w:p>
-    <w:p>
-      <w:pPr/>
-      <w:r>
-        <w:rPr>
-          <w:lang w:val="zh_TW" w:bidi="zh_TW"/>
-        </w:rPr>
-      </w:r>
-      <w:hyperlink r:id="rId34">
-        <w:r>
-          <w:rPr>
-            <w:lang w:val="zh_TW" w:bidi="zh_TW"/>
-          </w:rPr>
-          <w:rPr>
-            <w:color w:val="0000EE"/>
-            <w:u w:val="single"/>
-          </w:rPr>
-          <w:t>創12:1–4</w:t>
-        </w:r>
-      </w:hyperlink>
-      <w:r>
-        <w:rPr>
-          <w:lang w:val="zh_TW" w:bidi="zh_TW"/>
-        </w:rPr>
-        <w:t>；</w:t>
-      </w:r>
-      <w:hyperlink r:id="rId35">
-        <w:r>
-          <w:rPr>
-            <w:lang w:val="zh_TW" w:bidi="zh_TW"/>
-          </w:rPr>
-          <w:rPr>
-            <w:color w:val="0000EE"/>
-            <w:u w:val="single"/>
-          </w:rPr>
-          <w:t>書1:10–18，</w:t>
-        </w:r>
-      </w:hyperlink>
-      <w:hyperlink r:id="rId30">
-        <w:r>
-          <w:rPr>
-            <w:lang w:val="zh_TW" w:bidi="zh_TW"/>
-          </w:rPr>
-          <w:rPr>
-            <w:color w:val="0000EE"/>
-            <w:u w:val="single"/>
-          </w:rPr>
-          <w:t>2:9–14</w:t>
-        </w:r>
-      </w:hyperlink>
-      <w:r>
-        <w:rPr>
-          <w:lang w:val="zh_TW" w:bidi="zh_TW"/>
-        </w:rPr>
-        <w:t>；</w:t>
-      </w:r>
-      <w:hyperlink r:id="rId32">
-        <w:r>
-          <w:rPr>
-            <w:lang w:val="zh_TW" w:bidi="zh_TW"/>
-          </w:rPr>
-          <w:rPr>
-            <w:color w:val="0000EE"/>
-            <w:u w:val="single"/>
-          </w:rPr>
-          <w:t>王下18:1–19:37</w:t>
-        </w:r>
-      </w:hyperlink>
-      <w:r>
-        <w:rPr>
-          <w:lang w:val="zh_TW" w:bidi="zh_TW"/>
-        </w:rPr>
-        <w:t>；</w:t>
-      </w:r>
-      <w:hyperlink r:id="rId27">
-        <w:r>
-          <w:rPr>
-            <w:lang w:val="zh_TW" w:bidi="zh_TW"/>
-          </w:rPr>
-          <w:rPr>
-            <w:color w:val="0000EE"/>
-            <w:u w:val="single"/>
-          </w:rPr>
-          <w:t>尼1:8–9</w:t>
-        </w:r>
-      </w:hyperlink>
-      <w:r>
-        <w:rPr>
-          <w:lang w:val="zh_TW" w:bidi="zh_TW"/>
-        </w:rPr>
-        <w:t>、</w:t>
-      </w:r>
-      <w:hyperlink r:id="rId13">
-        <w:r>
-          <w:rPr>
-            <w:lang w:val="zh_TW" w:bidi="zh_TW"/>
-          </w:rPr>
-          <w:rPr>
-            <w:color w:val="0000EE"/>
-            <w:u w:val="single"/>
-          </w:rPr>
-          <w:t>11</w:t>
-        </w:r>
-      </w:hyperlink>
-      <w:r>
-        <w:rPr>
-          <w:lang w:val="zh_TW" w:bidi="zh_TW"/>
-        </w:rPr>
-        <w:t>，</w:t>
-      </w:r>
-      <w:hyperlink r:id="rId14">
-        <w:r>
-          <w:rPr>
-            <w:lang w:val="zh_TW" w:bidi="zh_TW"/>
-          </w:rPr>
-          <w:rPr>
-            <w:color w:val="0000EE"/>
-            <w:u w:val="single"/>
-          </w:rPr>
-          <w:t>2:8</w:t>
-        </w:r>
-      </w:hyperlink>
-      <w:r>
-        <w:rPr>
-          <w:lang w:val="zh_TW" w:bidi="zh_TW"/>
-        </w:rPr>
-        <w:t>、</w:t>
-      </w:r>
-      <w:hyperlink r:id="rId15">
-        <w:r>
-          <w:rPr>
-            <w:lang w:val="zh_TW" w:bidi="zh_TW"/>
-          </w:rPr>
-          <w:rPr>
-            <w:color w:val="0000EE"/>
-            <w:u w:val="single"/>
-          </w:rPr>
-          <w:t>18</w:t>
-        </w:r>
-      </w:hyperlink>
-      <w:r>
-        <w:rPr>
-          <w:lang w:val="zh_TW" w:bidi="zh_TW"/>
-        </w:rPr>
-        <w:t>、</w:t>
-      </w:r>
-      <w:hyperlink r:id="rId36">
-        <w:r>
-          <w:rPr>
-            <w:lang w:val="zh_TW" w:bidi="zh_TW"/>
-          </w:rPr>
-          <w:rPr>
-            <w:color w:val="0000EE"/>
-            <w:u w:val="single"/>
-          </w:rPr>
-          <w:t>20</w:t>
-        </w:r>
-      </w:hyperlink>
-      <w:r>
-        <w:rPr>
-          <w:lang w:val="zh_TW" w:bidi="zh_TW"/>
-        </w:rPr>
-        <w:t>，</w:t>
-      </w:r>
-      <w:hyperlink r:id="rId16">
-        <w:r>
-          <w:rPr>
-            <w:lang w:val="zh_TW" w:bidi="zh_TW"/>
-          </w:rPr>
-          <w:rPr>
-            <w:color w:val="0000EE"/>
-            <w:u w:val="single"/>
-          </w:rPr>
-          <w:t>4:4–5</w:t>
-        </w:r>
-      </w:hyperlink>
-      <w:r>
-        <w:rPr>
-          <w:lang w:val="zh_TW" w:bidi="zh_TW"/>
-        </w:rPr>
-        <w:t>、</w:t>
-      </w:r>
-      <w:hyperlink r:id="rId17">
-        <w:r>
-          <w:rPr>
-            <w:lang w:val="zh_TW" w:bidi="zh_TW"/>
-          </w:rPr>
-          <w:rPr>
-            <w:color w:val="0000EE"/>
-            <w:u w:val="single"/>
-          </w:rPr>
-          <w:t>9</w:t>
-        </w:r>
-      </w:hyperlink>
-      <w:r>
-        <w:rPr>
-          <w:lang w:val="zh_TW" w:bidi="zh_TW"/>
-        </w:rPr>
-        <w:t>、</w:t>
-      </w:r>
-      <w:hyperlink r:id="rId18">
-        <w:r>
-          <w:rPr>
-            <w:lang w:val="zh_TW" w:bidi="zh_TW"/>
-          </w:rPr>
-          <w:rPr>
-            <w:color w:val="0000EE"/>
-            <w:u w:val="single"/>
-          </w:rPr>
-          <w:t>14–15</w:t>
-        </w:r>
-      </w:hyperlink>
-      <w:r>
-        <w:rPr>
-          <w:lang w:val="zh_TW" w:bidi="zh_TW"/>
-        </w:rPr>
-        <w:t>、</w:t>
-      </w:r>
-      <w:hyperlink r:id="rId19">
-        <w:r>
-          <w:rPr>
-            <w:lang w:val="zh_TW" w:bidi="zh_TW"/>
-          </w:rPr>
-          <w:rPr>
-            <w:color w:val="0000EE"/>
-            <w:u w:val="single"/>
-          </w:rPr>
-          <w:t>20</w:t>
-        </w:r>
-      </w:hyperlink>
-      <w:r>
-        <w:rPr>
-          <w:lang w:val="zh_TW" w:bidi="zh_TW"/>
-        </w:rPr>
-        <w:t>，</w:t>
-      </w:r>
-      <w:hyperlink r:id="rId20">
-        <w:r>
-          <w:rPr>
-            <w:lang w:val="zh_TW" w:bidi="zh_TW"/>
-          </w:rPr>
-          <w:rPr>
-            <w:color w:val="0000EE"/>
-            <w:u w:val="single"/>
-          </w:rPr>
-          <w:t>6:16</w:t>
-        </w:r>
-      </w:hyperlink>
-      <w:r>
-        <w:rPr>
-          <w:lang w:val="zh_TW" w:bidi="zh_TW"/>
-        </w:rPr>
-        <w:t>，</w:t>
-      </w:r>
-      <w:hyperlink r:id="rId37">
-        <w:r>
-          <w:rPr>
-            <w:lang w:val="zh_TW" w:bidi="zh_TW"/>
-          </w:rPr>
-          <w:rPr>
-            <w:color w:val="0000EE"/>
-            <w:u w:val="single"/>
-          </w:rPr>
-          <w:t>9:6–31</w:t>
-        </w:r>
-      </w:hyperlink>
-      <w:r>
-        <w:rPr>
-          <w:lang w:val="zh_TW" w:bidi="zh_TW"/>
-        </w:rPr>
-        <w:t>；</w:t>
-      </w:r>
-      <w:hyperlink r:id="rId38">
-        <w:r>
-          <w:rPr>
-            <w:lang w:val="zh_TW" w:bidi="zh_TW"/>
-          </w:rPr>
-          <w:rPr>
-            <w:color w:val="0000EE"/>
-            <w:u w:val="single"/>
-          </w:rPr>
-          <w:t>詩4:5</w:t>
-        </w:r>
-      </w:hyperlink>
-      <w:r>
-        <w:rPr>
-          <w:lang w:val="zh_TW" w:bidi="zh_TW"/>
-        </w:rPr>
-        <w:t>，</w:t>
-      </w:r>
-      <w:hyperlink r:id="rId39">
-        <w:r>
-          <w:rPr>
-            <w:lang w:val="zh_TW" w:bidi="zh_TW"/>
-          </w:rPr>
-          <w:rPr>
-            <w:color w:val="0000EE"/>
-            <w:u w:val="single"/>
-          </w:rPr>
-          <w:t>9:10</w:t>
-        </w:r>
-      </w:hyperlink>
-      <w:r>
-        <w:rPr>
-          <w:lang w:val="zh_TW" w:bidi="zh_TW"/>
-        </w:rPr>
-        <w:t>，</w:t>
-      </w:r>
-      <w:hyperlink r:id="rId40">
-        <w:r>
-          <w:rPr>
-            <w:lang w:val="zh_TW" w:bidi="zh_TW"/>
-          </w:rPr>
-          <w:rPr>
-            <w:color w:val="0000EE"/>
-            <w:u w:val="single"/>
-          </w:rPr>
-          <w:t>37:3</w:t>
-        </w:r>
-      </w:hyperlink>
-      <w:r>
-        <w:rPr>
-          <w:lang w:val="zh_TW" w:bidi="zh_TW"/>
-        </w:rPr>
-        <w:t>，</w:t>
-      </w:r>
-      <w:hyperlink r:id="rId41">
-        <w:r>
-          <w:rPr>
-            <w:lang w:val="zh_TW" w:bidi="zh_TW"/>
-          </w:rPr>
-          <w:rPr>
-            <w:color w:val="0000EE"/>
-            <w:u w:val="single"/>
-          </w:rPr>
-          <w:t>40:3</w:t>
-        </w:r>
-      </w:hyperlink>
-      <w:r>
-        <w:rPr>
-          <w:lang w:val="zh_TW" w:bidi="zh_TW"/>
-        </w:rPr>
-        <w:t>，</w:t>
-      </w:r>
-      <w:hyperlink r:id="rId42">
-        <w:r>
-          <w:rPr>
-            <w:lang w:val="zh_TW" w:bidi="zh_TW"/>
-          </w:rPr>
-          <w:rPr>
-            <w:color w:val="0000EE"/>
-            <w:u w:val="single"/>
-          </w:rPr>
-          <w:t>44:6–7</w:t>
-        </w:r>
-      </w:hyperlink>
-      <w:r>
-        <w:rPr>
-          <w:lang w:val="zh_TW" w:bidi="zh_TW"/>
-        </w:rPr>
-        <w:t>，</w:t>
-      </w:r>
-      <w:hyperlink r:id="rId43">
-        <w:r>
-          <w:rPr>
-            <w:lang w:val="zh_TW" w:bidi="zh_TW"/>
-          </w:rPr>
-          <w:rPr>
-            <w:color w:val="0000EE"/>
-            <w:u w:val="single"/>
-          </w:rPr>
-          <w:t>56:3–12</w:t>
-        </w:r>
-      </w:hyperlink>
-      <w:r>
-        <w:rPr>
-          <w:lang w:val="zh_TW" w:bidi="zh_TW"/>
-        </w:rPr>
-        <w:t>，</w:t>
-      </w:r>
-      <w:hyperlink r:id="rId44">
-        <w:r>
-          <w:rPr>
-            <w:lang w:val="zh_TW" w:bidi="zh_TW"/>
-          </w:rPr>
-          <w:rPr>
-            <w:color w:val="0000EE"/>
-            <w:u w:val="single"/>
-          </w:rPr>
-          <w:t>112:1–9</w:t>
-        </w:r>
-      </w:hyperlink>
-      <w:r>
-        <w:rPr>
-          <w:lang w:val="zh_TW" w:bidi="zh_TW"/>
-        </w:rPr>
-        <w:t>；</w:t>
-      </w:r>
-      <w:hyperlink r:id="rId45">
-        <w:r>
-          <w:rPr>
-            <w:lang w:val="zh_TW" w:bidi="zh_TW"/>
-          </w:rPr>
-          <w:rPr>
-            <w:color w:val="0000EE"/>
-            <w:u w:val="single"/>
-          </w:rPr>
-          <w:t>箴3:5–12</w:t>
-        </w:r>
-      </w:hyperlink>
-      <w:r>
-        <w:rPr>
-          <w:lang w:val="zh_TW" w:bidi="zh_TW"/>
-        </w:rPr>
-        <w:t>，</w:t>
-      </w:r>
-      <w:hyperlink r:id="rId46">
-        <w:r>
-          <w:rPr>
-            <w:lang w:val="zh_TW" w:bidi="zh_TW"/>
-          </w:rPr>
-          <w:rPr>
-            <w:color w:val="0000EE"/>
-            <w:u w:val="single"/>
-          </w:rPr>
-          <w:t>16:20</w:t>
-        </w:r>
-      </w:hyperlink>
-      <w:r>
-        <w:rPr>
-          <w:lang w:val="zh_TW" w:bidi="zh_TW"/>
-        </w:rPr>
-        <w:t>，</w:t>
-      </w:r>
-      <w:hyperlink r:id="rId47">
-        <w:r>
-          <w:rPr>
-            <w:lang w:val="zh_TW" w:bidi="zh_TW"/>
-          </w:rPr>
-          <w:rPr>
-            <w:color w:val="0000EE"/>
-            <w:u w:val="single"/>
-          </w:rPr>
-          <w:t>28:1</w:t>
-        </w:r>
-      </w:hyperlink>
-      <w:r>
-        <w:rPr>
-          <w:lang w:val="zh_TW" w:bidi="zh_TW"/>
-        </w:rPr>
-        <w:t>、</w:t>
-      </w:r>
-      <w:hyperlink r:id="rId48">
-        <w:r>
-          <w:rPr>
-            <w:lang w:val="zh_TW" w:bidi="zh_TW"/>
-          </w:rPr>
-          <w:rPr>
-            <w:color w:val="0000EE"/>
-            <w:u w:val="single"/>
-          </w:rPr>
-          <w:t>25</w:t>
-        </w:r>
-      </w:hyperlink>
-      <w:r>
-        <w:rPr>
-          <w:lang w:val="zh_TW" w:bidi="zh_TW"/>
-        </w:rPr>
-        <w:t>；</w:t>
-      </w:r>
-      <w:hyperlink r:id="rId49">
-        <w:r>
-          <w:rPr>
-            <w:lang w:val="zh_TW" w:bidi="zh_TW"/>
-          </w:rPr>
-          <w:rPr>
-            <w:color w:val="0000EE"/>
-            <w:u w:val="single"/>
-          </w:rPr>
-          <w:t>賽26:3</w:t>
-        </w:r>
-      </w:hyperlink>
-      <w:r>
-        <w:rPr>
-          <w:lang w:val="zh_TW" w:bidi="zh_TW"/>
-        </w:rPr>
-        <w:t>；</w:t>
-      </w:r>
-      <w:hyperlink r:id="rId29">
-        <w:r>
-          <w:rPr>
-            <w:lang w:val="zh_TW" w:bidi="zh_TW"/>
-          </w:rPr>
-          <w:rPr>
-            <w:color w:val="0000EE"/>
-            <w:u w:val="single"/>
-          </w:rPr>
-          <w:t>來11:8–10</w:t>
-        </w:r>
-      </w:hyperlink>
-      <w:r>
-        <w:rPr>
-          <w:lang w:val="zh_TW" w:bidi="zh_TW"/>
-        </w:rPr>
-        <w:t>、</w:t>
-      </w:r>
-      <w:hyperlink r:id="rId31">
-        <w:r>
-          <w:rPr>
-            <w:lang w:val="zh_TW" w:bidi="zh_TW"/>
-          </w:rPr>
-          <w:rPr>
-            <w:color w:val="0000EE"/>
-            <w:u w:val="single"/>
-          </w:rPr>
-          <w:t>31</w:t>
-        </w:r>
-      </w:hyperlink>
-      <w:r>
-        <w:rPr>
-          <w:lang w:val="zh_TW" w:bidi="zh_TW"/>
-        </w:rPr>
-        <w:t>；</w:t>
-      </w:r>
-      <w:hyperlink r:id="rId50">
-        <w:r>
-          <w:rPr>
-            <w:lang w:val="zh_TW" w:bidi="zh_TW"/>
-          </w:rPr>
-          <w:rPr>
-            <w:color w:val="0000EE"/>
-            <w:u w:val="single"/>
-          </w:rPr>
-          <w:t>約一4:17</w:t>
+          <w:t>門1:8–21</w:t>
         </w:r>
       </w:hyperlink>
       <w:r>
@@ -3226,12 +2512,6 @@
   </w:num>
   <w:num w:numId="13" w16cid:durableId="592781308">
     <w:abstractNumId w:val="11"/>
-  </w:num>
-  <w:num w:numId="14">
-    <w:abstractNumId w:val="3"/>
-    <w:lvlOverride w:ilvl="0">
-      <w:startOverride w:val="1"/>
-    </w:lvlOverride>
   </w:num>
   <w:numIdMacAtCleanup w:val="10"/>
 </w:numbering>

--- a/zht/docx/059.content.docx
+++ b/zht/docx/059.content.docx
@@ -19,7 +19,7 @@
         <w:rPr>
           <w:lang w:val="zh_TW" w:bidi="zh_TW"/>
         </w:rPr>
-        <w:t>Resource: Tyndale Open Study Notes</w:t>
+        <w:t>Resource: Aquifer Open Study Notes (Themes)</w:t>
       </w:r>
       <w:r>
         <w:rPr>
@@ -112,7 +112,7 @@
         <w:rPr>
           <w:lang w:val="zh_TW" w:bidi="zh_TW"/>
         </w:rPr>
-        <w:t>Tyndale Open Study Notes</w:t>
+        <w:t>Aquifer Open Study Notes (Themes)</w:t>
       </w:r>
     </w:p>
     <w:p>

--- a/zht/docx/059.content.docx
+++ b/zht/docx/059.content.docx
@@ -239,18 +239,12 @@
         </w:rPr>
         <w:t>（見</w:t>
       </w:r>
-      <w:hyperlink r:id="rId13">
-        <w:r>
-          <w:rPr>
-            <w:lang w:val="zh_TW" w:bidi="zh_TW"/>
-          </w:rPr>
-          <w:rPr>
-            <w:color w:val="0000EE"/>
-            <w:u w:val="single"/>
-          </w:rPr>
-          <w:t>徒6:9</w:t>
-        </w:r>
-      </w:hyperlink>
+      <w:r>
+        <w:rPr>
+          <w:lang w:val="zh_TW" w:bidi="zh_TW"/>
+        </w:rPr>
+        <w:t>徒6:9</w:t>
+      </w:r>
       <w:r>
         <w:rPr>
           <w:lang w:val="zh_TW" w:bidi="zh_TW"/>
@@ -335,54 +329,36 @@
         </w:rPr>
         <w:t>視為對神的敬拜（</w:t>
       </w:r>
-      <w:hyperlink r:id="rId14">
-        <w:r>
-          <w:rPr>
-            <w:lang w:val="zh_TW" w:bidi="zh_TW"/>
-          </w:rPr>
-          <w:rPr>
-            <w:color w:val="0000EE"/>
-            <w:u w:val="single"/>
-          </w:rPr>
-          <w:t>弗6:5–8</w:t>
-        </w:r>
-      </w:hyperlink>
+      <w:r>
+        <w:rPr>
+          <w:lang w:val="zh_TW" w:bidi="zh_TW"/>
+        </w:rPr>
+        <w:t>弗6:5–8</w:t>
+      </w:r>
       <w:r>
         <w:rPr>
           <w:lang w:val="zh_TW" w:bidi="zh_TW"/>
         </w:rPr>
         <w:t>；</w:t>
       </w:r>
-      <w:hyperlink r:id="rId15">
-        <w:r>
-          <w:rPr>
-            <w:lang w:val="zh_TW" w:bidi="zh_TW"/>
-          </w:rPr>
-          <w:rPr>
-            <w:color w:val="0000EE"/>
-            <w:u w:val="single"/>
-          </w:rPr>
-          <w:t>西3:22–24</w:t>
-        </w:r>
-      </w:hyperlink>
+      <w:r>
+        <w:rPr>
+          <w:lang w:val="zh_TW" w:bidi="zh_TW"/>
+        </w:rPr>
+        <w:t>西3:22–24</w:t>
+      </w:r>
       <w:r>
         <w:rPr>
           <w:lang w:val="zh_TW" w:bidi="zh_TW"/>
         </w:rPr>
         <w:t>；參</w:t>
       </w:r>
-      <w:hyperlink r:id="rId16">
-        <w:r>
-          <w:rPr>
-            <w:lang w:val="zh_TW" w:bidi="zh_TW"/>
-          </w:rPr>
-          <w:rPr>
-            <w:color w:val="0000EE"/>
-            <w:u w:val="single"/>
-          </w:rPr>
-          <w:t>提前6:1–2</w:t>
-        </w:r>
-      </w:hyperlink>
+      <w:r>
+        <w:rPr>
+          <w:lang w:val="zh_TW" w:bidi="zh_TW"/>
+        </w:rPr>
+        <w:t>提前6:1–2</w:t>
+      </w:r>
       <w:r>
         <w:rPr>
           <w:lang w:val="zh_TW" w:bidi="zh_TW"/>
@@ -413,18 +389,12 @@
         </w:rPr>
         <w:t>（</w:t>
       </w:r>
-      <w:hyperlink r:id="rId17">
-        <w:r>
-          <w:rPr>
-            <w:lang w:val="zh_TW" w:bidi="zh_TW"/>
-          </w:rPr>
-          <w:rPr>
-            <w:color w:val="0000EE"/>
-            <w:u w:val="single"/>
-          </w:rPr>
-          <w:t>林前7:20–24</w:t>
-        </w:r>
-      </w:hyperlink>
+      <w:r>
+        <w:rPr>
+          <w:lang w:val="zh_TW" w:bidi="zh_TW"/>
+        </w:rPr>
+        <w:t>林前7:20–24</w:t>
+      </w:r>
       <w:r>
         <w:rPr>
           <w:lang w:val="zh_TW" w:bidi="zh_TW"/>
@@ -451,18 +421,12 @@
         </w:rPr>
         <w:t>他們如今可以過真正自由的生活，就是成為神與義的奴僕（</w:t>
       </w:r>
-      <w:hyperlink r:id="rId18">
-        <w:r>
-          <w:rPr>
-            <w:lang w:val="zh_TW" w:bidi="zh_TW"/>
-          </w:rPr>
-          <w:rPr>
-            <w:color w:val="0000EE"/>
-            <w:u w:val="single"/>
-          </w:rPr>
-          <w:t>羅6:6–22</w:t>
-        </w:r>
-      </w:hyperlink>
+      <w:r>
+        <w:rPr>
+          <w:lang w:val="zh_TW" w:bidi="zh_TW"/>
+        </w:rPr>
+        <w:t>羅6:6–22</w:t>
+      </w:r>
       <w:r>
         <w:rPr>
           <w:lang w:val="zh_TW" w:bidi="zh_TW"/>
@@ -492,126 +456,84 @@
           <w:lang w:val="zh_TW" w:bidi="zh_TW"/>
         </w:rPr>
       </w:r>
-      <w:hyperlink r:id="rId18">
-        <w:r>
-          <w:rPr>
-            <w:lang w:val="zh_TW" w:bidi="zh_TW"/>
-          </w:rPr>
-          <w:rPr>
-            <w:color w:val="0000EE"/>
-            <w:u w:val="single"/>
-          </w:rPr>
-          <w:t>羅6:6–22</w:t>
-        </w:r>
-      </w:hyperlink>
+      <w:r>
+        <w:rPr>
+          <w:lang w:val="zh_TW" w:bidi="zh_TW"/>
+        </w:rPr>
+        <w:t>羅6:6–22</w:t>
+      </w:r>
       <w:r>
         <w:rPr>
           <w:lang w:val="zh_TW" w:bidi="zh_TW"/>
         </w:rPr>
         <w:t>；</w:t>
       </w:r>
-      <w:hyperlink r:id="rId17">
-        <w:r>
-          <w:rPr>
-            <w:lang w:val="zh_TW" w:bidi="zh_TW"/>
-          </w:rPr>
-          <w:rPr>
-            <w:color w:val="0000EE"/>
-            <w:u w:val="single"/>
-          </w:rPr>
-          <w:t>林前7:20–24</w:t>
-        </w:r>
-      </w:hyperlink>
+      <w:r>
+        <w:rPr>
+          <w:lang w:val="zh_TW" w:bidi="zh_TW"/>
+        </w:rPr>
+        <w:t>林前7:20–24</w:t>
+      </w:r>
       <w:r>
         <w:rPr>
           <w:lang w:val="zh_TW" w:bidi="zh_TW"/>
         </w:rPr>
         <w:t>；</w:t>
       </w:r>
-      <w:hyperlink r:id="rId19">
-        <w:r>
-          <w:rPr>
-            <w:lang w:val="zh_TW" w:bidi="zh_TW"/>
-          </w:rPr>
-          <w:rPr>
-            <w:color w:val="0000EE"/>
-            <w:u w:val="single"/>
-          </w:rPr>
-          <w:t>9:19</w:t>
-        </w:r>
-      </w:hyperlink>
+      <w:r>
+        <w:rPr>
+          <w:lang w:val="zh_TW" w:bidi="zh_TW"/>
+        </w:rPr>
+        <w:t>9:19</w:t>
+      </w:r>
       <w:r>
         <w:rPr>
           <w:lang w:val="zh_TW" w:bidi="zh_TW"/>
         </w:rPr>
         <w:t>；</w:t>
       </w:r>
-      <w:hyperlink r:id="rId14">
-        <w:r>
-          <w:rPr>
-            <w:lang w:val="zh_TW" w:bidi="zh_TW"/>
-          </w:rPr>
-          <w:rPr>
-            <w:color w:val="0000EE"/>
-            <w:u w:val="single"/>
-          </w:rPr>
-          <w:t>弗6:5–8</w:t>
-        </w:r>
-      </w:hyperlink>
+      <w:r>
+        <w:rPr>
+          <w:lang w:val="zh_TW" w:bidi="zh_TW"/>
+        </w:rPr>
+        <w:t>弗6:5–8</w:t>
+      </w:r>
       <w:r>
         <w:rPr>
           <w:lang w:val="zh_TW" w:bidi="zh_TW"/>
         </w:rPr>
         <w:t>；</w:t>
       </w:r>
-      <w:hyperlink r:id="rId15">
-        <w:r>
-          <w:rPr>
-            <w:lang w:val="zh_TW" w:bidi="zh_TW"/>
-          </w:rPr>
-          <w:rPr>
-            <w:color w:val="0000EE"/>
-            <w:u w:val="single"/>
-          </w:rPr>
-          <w:t>西3:22–24</w:t>
-        </w:r>
-      </w:hyperlink>
+      <w:r>
+        <w:rPr>
+          <w:lang w:val="zh_TW" w:bidi="zh_TW"/>
+        </w:rPr>
+        <w:t>西3:22–24</w:t>
+      </w:r>
       <w:r>
         <w:rPr>
           <w:lang w:val="zh_TW" w:bidi="zh_TW"/>
         </w:rPr>
         <w:t>；</w:t>
       </w:r>
-      <w:hyperlink r:id="rId16">
-        <w:r>
-          <w:rPr>
-            <w:lang w:val="zh_TW" w:bidi="zh_TW"/>
-          </w:rPr>
-          <w:rPr>
-            <w:color w:val="0000EE"/>
-            <w:u w:val="single"/>
-          </w:rPr>
-          <w:t>提前6:1–2</w:t>
-        </w:r>
-      </w:hyperlink>
+      <w:r>
+        <w:rPr>
+          <w:lang w:val="zh_TW" w:bidi="zh_TW"/>
+        </w:rPr>
+        <w:t>提前6:1–2</w:t>
+      </w:r>
       <w:r>
         <w:rPr>
           <w:lang w:val="zh_TW" w:bidi="zh_TW"/>
         </w:rPr>
         <w:t>；</w:t>
       </w:r>
-      <w:hyperlink r:id="rId20">
-        <w:r>
-          <w:rPr>
-            <w:lang w:val="zh_TW" w:bidi="zh_TW"/>
-          </w:rPr>
-          <w:rPr>
-            <w:color w:val="0000EE"/>
-            <w:u w:val="single"/>
-          </w:rPr>
-          <w:t>門1:8–21</w:t>
-        </w:r>
-      </w:hyperlink>
+      <w:r>
+        <w:rPr>
+          <w:lang w:val="zh_TW" w:bidi="zh_TW"/>
+        </w:rPr>
+        <w:t>門1:8–21</w:t>
+      </w:r>
       <w:r>
         <w:rPr>
           <w:lang w:val="zh_TW" w:bidi="zh_TW"/>
